--- a/Описание_работы.docx
+++ b/Описание_работы.docx
@@ -286,27 +286,14 @@
       <w:r>
         <w:t xml:space="preserve">Рисунок </w:t>
       </w:r>
-      <w:r>
-        <w:fldChar w:fldCharType="begin"/>
-      </w:r>
-      <w:r>
-        <w:instrText xml:space="preserve"> SEQ Рисунок \* ARABIC </w:instrText>
-      </w:r>
-      <w:r>
-        <w:fldChar w:fldCharType="separate"/>
-      </w:r>
-      <w:r>
-        <w:rPr>
-          <w:noProof/>
-        </w:rPr>
-        <w:t>1</w:t>
-      </w:r>
-      <w:r>
-        <w:rPr>
-          <w:noProof/>
-        </w:rPr>
-        <w:fldChar w:fldCharType="end"/>
-      </w:r>
+      <w:fldSimple w:instr=" SEQ Рисунок \* ARABIC ">
+        <w:r>
+          <w:rPr>
+            <w:noProof/>
+          </w:rPr>
+          <w:t>1</w:t>
+        </w:r>
+      </w:fldSimple>
       <w:bookmarkEnd w:id="0"/>
     </w:p>
     <w:p>
@@ -370,27 +357,14 @@
       <w:r>
         <w:t xml:space="preserve">Рисунок </w:t>
       </w:r>
-      <w:r>
-        <w:fldChar w:fldCharType="begin"/>
-      </w:r>
-      <w:r>
-        <w:instrText xml:space="preserve"> SEQ Рисунок \* ARABIC </w:instrText>
-      </w:r>
-      <w:r>
-        <w:fldChar w:fldCharType="separate"/>
-      </w:r>
-      <w:r>
-        <w:rPr>
-          <w:noProof/>
-        </w:rPr>
-        <w:t>2</w:t>
-      </w:r>
-      <w:r>
-        <w:rPr>
-          <w:noProof/>
-        </w:rPr>
-        <w:fldChar w:fldCharType="end"/>
-      </w:r>
+      <w:fldSimple w:instr=" SEQ Рисунок \* ARABIC ">
+        <w:r>
+          <w:rPr>
+            <w:noProof/>
+          </w:rPr>
+          <w:t>2</w:t>
+        </w:r>
+      </w:fldSimple>
       <w:bookmarkEnd w:id="1"/>
     </w:p>
     <w:p>
@@ -407,7 +381,16 @@
         <w:t>Разрешил под</w:t>
       </w:r>
       <w:r>
-        <w:t xml:space="preserve">ключение к серверу, через порты 22, 433 и 80 (см. </w:t>
+        <w:t>ключение к серверу, через порты 22, 4</w:t>
+      </w:r>
+      <w:r>
+        <w:rPr>
+          <w:lang w:val="en-US"/>
+        </w:rPr>
+        <w:t>4</w:t>
+      </w:r>
+      <w:r>
+        <w:t xml:space="preserve">3 и 80 (см. </w:t>
       </w:r>
       <w:r>
         <w:fldChar w:fldCharType="begin"/>
@@ -493,27 +476,14 @@
       <w:r>
         <w:t xml:space="preserve">Рисунок </w:t>
       </w:r>
-      <w:r>
-        <w:fldChar w:fldCharType="begin"/>
-      </w:r>
-      <w:r>
-        <w:instrText xml:space="preserve"> SEQ Рисунок \* ARABIC </w:instrText>
-      </w:r>
-      <w:r>
-        <w:fldChar w:fldCharType="separate"/>
-      </w:r>
-      <w:r>
-        <w:rPr>
-          <w:noProof/>
-        </w:rPr>
-        <w:t>3</w:t>
-      </w:r>
-      <w:r>
-        <w:rPr>
-          <w:noProof/>
-        </w:rPr>
-        <w:fldChar w:fldCharType="end"/>
-      </w:r>
+      <w:fldSimple w:instr=" SEQ Рисунок \* ARABIC ">
+        <w:r>
+          <w:rPr>
+            <w:noProof/>
+          </w:rPr>
+          <w:t>3</w:t>
+        </w:r>
+      </w:fldSimple>
       <w:bookmarkEnd w:id="2"/>
     </w:p>
     <w:p>
@@ -757,27 +727,14 @@
       <w:r>
         <w:t xml:space="preserve">Рисунок </w:t>
       </w:r>
-      <w:r>
-        <w:fldChar w:fldCharType="begin"/>
-      </w:r>
-      <w:r>
-        <w:instrText xml:space="preserve"> SEQ Рисунок \* ARABIC </w:instrText>
-      </w:r>
-      <w:r>
-        <w:fldChar w:fldCharType="separate"/>
-      </w:r>
-      <w:r>
-        <w:rPr>
-          <w:noProof/>
-        </w:rPr>
-        <w:t>4</w:t>
-      </w:r>
-      <w:r>
-        <w:rPr>
-          <w:noProof/>
-        </w:rPr>
-        <w:fldChar w:fldCharType="end"/>
-      </w:r>
+      <w:fldSimple w:instr=" SEQ Рисунок \* ARABIC ">
+        <w:r>
+          <w:rPr>
+            <w:noProof/>
+          </w:rPr>
+          <w:t>4</w:t>
+        </w:r>
+      </w:fldSimple>
       <w:bookmarkEnd w:id="3"/>
     </w:p>
     <w:p>
@@ -841,27 +798,14 @@
       <w:r>
         <w:t xml:space="preserve">Рисунок </w:t>
       </w:r>
-      <w:r>
-        <w:fldChar w:fldCharType="begin"/>
-      </w:r>
-      <w:r>
-        <w:instrText xml:space="preserve"> SEQ Рисунок \* ARABIC </w:instrText>
-      </w:r>
-      <w:r>
-        <w:fldChar w:fldCharType="separate"/>
-      </w:r>
-      <w:r>
-        <w:rPr>
-          <w:noProof/>
-        </w:rPr>
-        <w:t>5</w:t>
-      </w:r>
-      <w:r>
-        <w:rPr>
-          <w:noProof/>
-        </w:rPr>
-        <w:fldChar w:fldCharType="end"/>
-      </w:r>
+      <w:fldSimple w:instr=" SEQ Рисунок \* ARABIC ">
+        <w:r>
+          <w:rPr>
+            <w:noProof/>
+          </w:rPr>
+          <w:t>5</w:t>
+        </w:r>
+      </w:fldSimple>
       <w:bookmarkEnd w:id="4"/>
     </w:p>
     <w:p>
@@ -1103,27 +1047,14 @@
       <w:r>
         <w:t xml:space="preserve">Рисунок </w:t>
       </w:r>
-      <w:r>
-        <w:fldChar w:fldCharType="begin"/>
-      </w:r>
-      <w:r>
-        <w:instrText xml:space="preserve"> SEQ Рисунок \* ARABIC </w:instrText>
-      </w:r>
-      <w:r>
-        <w:fldChar w:fldCharType="separate"/>
-      </w:r>
-      <w:r>
-        <w:rPr>
-          <w:noProof/>
-        </w:rPr>
-        <w:t>6</w:t>
-      </w:r>
-      <w:r>
-        <w:rPr>
-          <w:noProof/>
-        </w:rPr>
-        <w:fldChar w:fldCharType="end"/>
-      </w:r>
+      <w:fldSimple w:instr=" SEQ Рисунок \* ARABIC ">
+        <w:r>
+          <w:rPr>
+            <w:noProof/>
+          </w:rPr>
+          <w:t>6</w:t>
+        </w:r>
+      </w:fldSimple>
       <w:bookmarkEnd w:id="5"/>
     </w:p>
     <w:p>
@@ -1327,27 +1258,14 @@
       <w:r>
         <w:t xml:space="preserve">Рисунок </w:t>
       </w:r>
-      <w:r>
-        <w:fldChar w:fldCharType="begin"/>
-      </w:r>
-      <w:r>
-        <w:instrText xml:space="preserve"> SEQ Рисунок \* ARABIC </w:instrText>
-      </w:r>
-      <w:r>
-        <w:fldChar w:fldCharType="separate"/>
-      </w:r>
-      <w:r>
-        <w:rPr>
-          <w:noProof/>
-        </w:rPr>
-        <w:t>7</w:t>
-      </w:r>
-      <w:r>
-        <w:rPr>
-          <w:noProof/>
-        </w:rPr>
-        <w:fldChar w:fldCharType="end"/>
-      </w:r>
+      <w:fldSimple w:instr=" SEQ Рисунок \* ARABIC ">
+        <w:r>
+          <w:rPr>
+            <w:noProof/>
+          </w:rPr>
+          <w:t>7</w:t>
+        </w:r>
+      </w:fldSimple>
       <w:bookmarkEnd w:id="6"/>
     </w:p>
     <w:p>
@@ -1412,27 +1330,14 @@
       <w:r>
         <w:t xml:space="preserve">Рисунок </w:t>
       </w:r>
-      <w:r>
-        <w:fldChar w:fldCharType="begin"/>
-      </w:r>
-      <w:r>
-        <w:instrText xml:space="preserve"> SEQ Рисунок \* ARABIC </w:instrText>
-      </w:r>
-      <w:r>
-        <w:fldChar w:fldCharType="separate"/>
-      </w:r>
-      <w:r>
-        <w:rPr>
-          <w:noProof/>
-        </w:rPr>
-        <w:t>8</w:t>
-      </w:r>
-      <w:r>
-        <w:rPr>
-          <w:noProof/>
-        </w:rPr>
-        <w:fldChar w:fldCharType="end"/>
-      </w:r>
+      <w:fldSimple w:instr=" SEQ Рисунок \* ARABIC ">
+        <w:r>
+          <w:rPr>
+            <w:noProof/>
+          </w:rPr>
+          <w:t>8</w:t>
+        </w:r>
+      </w:fldSimple>
       <w:bookmarkEnd w:id="7"/>
     </w:p>
     <w:p>
@@ -1442,7 +1347,6 @@
         <w:rPr>
           <w:rFonts w:cs="Times New Roman"/>
           <w:szCs w:val="28"/>
-          <w:lang w:val="en-US"/>
         </w:rPr>
       </w:pPr>
       <w:r>
@@ -1727,27 +1631,14 @@
       <w:r>
         <w:t xml:space="preserve">Рисунок </w:t>
       </w:r>
-      <w:r>
-        <w:fldChar w:fldCharType="begin"/>
-      </w:r>
-      <w:r>
-        <w:instrText xml:space="preserve"> SEQ Рисунок \* ARABIC </w:instrText>
-      </w:r>
-      <w:r>
-        <w:fldChar w:fldCharType="separate"/>
-      </w:r>
-      <w:r>
-        <w:rPr>
-          <w:noProof/>
-        </w:rPr>
-        <w:t>9</w:t>
-      </w:r>
-      <w:r>
-        <w:rPr>
-          <w:noProof/>
-        </w:rPr>
-        <w:fldChar w:fldCharType="end"/>
-      </w:r>
+      <w:fldSimple w:instr=" SEQ Рисунок \* ARABIC ">
+        <w:r>
+          <w:rPr>
+            <w:noProof/>
+          </w:rPr>
+          <w:t>9</w:t>
+        </w:r>
+      </w:fldSimple>
       <w:bookmarkEnd w:id="8"/>
     </w:p>
     <w:p>
@@ -1901,27 +1792,14 @@
       <w:r>
         <w:t xml:space="preserve">Рисунок </w:t>
       </w:r>
-      <w:r>
-        <w:fldChar w:fldCharType="begin"/>
-      </w:r>
-      <w:r>
-        <w:instrText xml:space="preserve"> SEQ Рисунок \* ARABIC </w:instrText>
-      </w:r>
-      <w:r>
-        <w:fldChar w:fldCharType="separate"/>
-      </w:r>
-      <w:r>
-        <w:rPr>
-          <w:noProof/>
-        </w:rPr>
-        <w:t>10</w:t>
-      </w:r>
-      <w:r>
-        <w:rPr>
-          <w:noProof/>
-        </w:rPr>
-        <w:fldChar w:fldCharType="end"/>
-      </w:r>
+      <w:fldSimple w:instr=" SEQ Рисунок \* ARABIC ">
+        <w:r>
+          <w:rPr>
+            <w:noProof/>
+          </w:rPr>
+          <w:t>10</w:t>
+        </w:r>
+      </w:fldSimple>
       <w:bookmarkEnd w:id="9"/>
     </w:p>
     <w:sectPr>
